--- a/Manual_de_Usuario.docx
+++ b/Manual_de_Usuario.docx
@@ -204,16 +204,6 @@
         </w:pBdr>
         <w:spacing w:after="200" w:before="200"/>
       </w:pPr>
-    </w:p>
-    <w:p>
-      <w:pPr>
-        <w:pStyle w:val="Heading2"/>
-        <w:keepNext/>
-        <w:spacing w:after="150" w:before="300"/>
-      </w:pPr>
-      <w:r>
-        <w:t xml:space="preserve">Tabla de Contenidos</w:t>
-      </w:r>
     </w:p>
     <w:p>
       <w:pPr>
